--- a/Game Development Project/Game Design Document-assignment (AutoRecovered).docx
+++ b/Game Development Project/Game Design Document-assignment (AutoRecovered).docx
@@ -292,504 +292,166 @@
     </w:p>
     <w:p>
       <w:pPr>
-        <w:pBdr>
-          <w:top w:val="nil"/>
-          <w:left w:val="nil"/>
-          <w:bottom w:val="nil"/>
-          <w:right w:val="nil"/>
-          <w:between w:val="nil"/>
-        </w:pBdr>
-        <w:jc w:val="center"/>
-        <w:rPr>
-          <w:b/>
-          <w:bCs/>
-        </w:rPr>
-      </w:pPr>
-    </w:p>
-    <w:p>
-      <w:pPr>
-        <w:pBdr>
-          <w:top w:val="nil"/>
-          <w:left w:val="nil"/>
-          <w:bottom w:val="nil"/>
-          <w:right w:val="nil"/>
-          <w:between w:val="nil"/>
-        </w:pBdr>
-        <w:jc w:val="center"/>
-        <w:rPr>
-          <w:b/>
-          <w:bCs/>
-        </w:rPr>
-      </w:pPr>
-    </w:p>
-    <w:p>
-      <w:pPr>
-        <w:pBdr>
-          <w:top w:val="nil"/>
-          <w:left w:val="nil"/>
-          <w:bottom w:val="nil"/>
-          <w:right w:val="nil"/>
-          <w:between w:val="nil"/>
-        </w:pBdr>
-        <w:jc w:val="center"/>
-        <w:rPr>
-          <w:b/>
-          <w:bCs/>
-        </w:rPr>
-      </w:pPr>
-    </w:p>
-    <w:p>
-      <w:pPr>
-        <w:pBdr>
-          <w:top w:val="nil"/>
-          <w:left w:val="nil"/>
-          <w:bottom w:val="nil"/>
-          <w:right w:val="nil"/>
-          <w:between w:val="nil"/>
-        </w:pBdr>
-        <w:jc w:val="center"/>
-        <w:rPr>
-          <w:b/>
-          <w:bCs/>
-        </w:rPr>
-      </w:pPr>
-    </w:p>
-    <w:p>
-      <w:pPr>
-        <w:pBdr>
-          <w:top w:val="nil"/>
-          <w:left w:val="nil"/>
-          <w:bottom w:val="nil"/>
-          <w:right w:val="nil"/>
-          <w:between w:val="nil"/>
-        </w:pBdr>
-        <w:jc w:val="center"/>
-        <w:rPr>
-          <w:b/>
-          <w:bCs/>
-        </w:rPr>
-      </w:pPr>
-    </w:p>
-    <w:p>
-      <w:pPr>
-        <w:pBdr>
-          <w:top w:val="nil"/>
-          <w:left w:val="nil"/>
-          <w:bottom w:val="nil"/>
-          <w:right w:val="nil"/>
-          <w:between w:val="nil"/>
-        </w:pBdr>
-        <w:jc w:val="center"/>
-        <w:rPr>
-          <w:b/>
-          <w:bCs/>
-        </w:rPr>
-      </w:pPr>
-    </w:p>
-    <w:p>
-      <w:pPr>
-        <w:pBdr>
-          <w:top w:val="nil"/>
-          <w:left w:val="nil"/>
-          <w:bottom w:val="nil"/>
-          <w:right w:val="nil"/>
-          <w:between w:val="nil"/>
-        </w:pBdr>
-        <w:jc w:val="center"/>
-        <w:rPr>
-          <w:b/>
-          <w:bCs/>
-        </w:rPr>
-      </w:pPr>
-    </w:p>
-    <w:p>
-      <w:pPr>
-        <w:pBdr>
-          <w:top w:val="nil"/>
-          <w:left w:val="nil"/>
-          <w:bottom w:val="nil"/>
-          <w:right w:val="nil"/>
-          <w:between w:val="nil"/>
-        </w:pBdr>
-        <w:jc w:val="center"/>
-        <w:rPr>
-          <w:b/>
-          <w:bCs/>
-        </w:rPr>
-      </w:pPr>
-    </w:p>
-    <w:p>
-      <w:pPr>
-        <w:pBdr>
-          <w:top w:val="nil"/>
-          <w:left w:val="nil"/>
-          <w:bottom w:val="nil"/>
-          <w:right w:val="nil"/>
-          <w:between w:val="nil"/>
-        </w:pBdr>
-        <w:jc w:val="center"/>
-        <w:rPr>
-          <w:b/>
-          <w:bCs/>
-        </w:rPr>
-      </w:pPr>
-    </w:p>
-    <w:p>
-      <w:pPr>
-        <w:pBdr>
-          <w:top w:val="nil"/>
-          <w:left w:val="nil"/>
-          <w:bottom w:val="nil"/>
-          <w:right w:val="nil"/>
-          <w:between w:val="nil"/>
-        </w:pBdr>
-        <w:jc w:val="center"/>
-        <w:rPr>
-          <w:b/>
-          <w:bCs/>
-        </w:rPr>
-      </w:pPr>
-    </w:p>
-    <w:p>
-      <w:pPr>
-        <w:pBdr>
-          <w:top w:val="nil"/>
-          <w:left w:val="nil"/>
-          <w:bottom w:val="nil"/>
-          <w:right w:val="nil"/>
-          <w:between w:val="nil"/>
-        </w:pBdr>
-        <w:jc w:val="center"/>
-        <w:rPr>
-          <w:b/>
-          <w:bCs/>
-        </w:rPr>
-      </w:pPr>
-    </w:p>
-    <w:p>
-      <w:pPr>
-        <w:pBdr>
-          <w:top w:val="nil"/>
-          <w:left w:val="nil"/>
-          <w:bottom w:val="nil"/>
-          <w:right w:val="nil"/>
-          <w:between w:val="nil"/>
-        </w:pBdr>
-        <w:jc w:val="center"/>
-        <w:rPr>
-          <w:b/>
-          <w:bCs/>
-        </w:rPr>
-      </w:pPr>
-    </w:p>
-    <w:p>
-      <w:pPr>
-        <w:pBdr>
-          <w:top w:val="nil"/>
-          <w:left w:val="nil"/>
-          <w:bottom w:val="nil"/>
-          <w:right w:val="nil"/>
-          <w:between w:val="nil"/>
-        </w:pBdr>
-        <w:jc w:val="center"/>
-        <w:rPr>
-          <w:b/>
-          <w:bCs/>
-        </w:rPr>
-      </w:pPr>
-    </w:p>
-    <w:p>
-      <w:pPr>
-        <w:pBdr>
-          <w:top w:val="nil"/>
-          <w:left w:val="nil"/>
-          <w:bottom w:val="nil"/>
-          <w:right w:val="nil"/>
-          <w:between w:val="nil"/>
-        </w:pBdr>
-        <w:jc w:val="center"/>
-        <w:rPr>
-          <w:b/>
-          <w:bCs/>
-        </w:rPr>
-      </w:pPr>
-    </w:p>
-    <w:p>
-      <w:pPr>
-        <w:pBdr>
-          <w:top w:val="nil"/>
-          <w:left w:val="nil"/>
-          <w:bottom w:val="nil"/>
-          <w:right w:val="nil"/>
-          <w:between w:val="nil"/>
-        </w:pBdr>
-        <w:jc w:val="center"/>
-        <w:rPr>
-          <w:b/>
-          <w:bCs/>
-        </w:rPr>
-      </w:pPr>
-    </w:p>
-    <w:p>
-      <w:pPr>
-        <w:pBdr>
-          <w:top w:val="nil"/>
-          <w:left w:val="nil"/>
-          <w:bottom w:val="nil"/>
-          <w:right w:val="nil"/>
-          <w:between w:val="nil"/>
-        </w:pBdr>
-        <w:jc w:val="center"/>
-        <w:rPr>
-          <w:b/>
-          <w:bCs/>
-        </w:rPr>
-      </w:pPr>
-    </w:p>
-    <w:p>
-      <w:pPr>
-        <w:pBdr>
-          <w:top w:val="nil"/>
-          <w:left w:val="nil"/>
-          <w:bottom w:val="nil"/>
-          <w:right w:val="nil"/>
-          <w:between w:val="nil"/>
-        </w:pBdr>
-        <w:jc w:val="center"/>
-        <w:rPr>
-          <w:b/>
-          <w:bCs/>
-        </w:rPr>
-      </w:pPr>
-    </w:p>
-    <w:p>
-      <w:pPr>
-        <w:pBdr>
-          <w:top w:val="nil"/>
-          <w:left w:val="nil"/>
-          <w:bottom w:val="nil"/>
-          <w:right w:val="nil"/>
-          <w:between w:val="nil"/>
-        </w:pBdr>
-        <w:jc w:val="center"/>
-        <w:rPr>
-          <w:b/>
-          <w:bCs/>
-        </w:rPr>
-      </w:pPr>
-    </w:p>
-    <w:p>
-      <w:pPr>
-        <w:pBdr>
-          <w:top w:val="nil"/>
-          <w:left w:val="nil"/>
-          <w:bottom w:val="nil"/>
-          <w:right w:val="nil"/>
-          <w:between w:val="nil"/>
-        </w:pBdr>
-        <w:jc w:val="center"/>
-        <w:rPr>
-          <w:b/>
-          <w:bCs/>
-        </w:rPr>
-      </w:pPr>
-    </w:p>
-    <w:p>
-      <w:pPr>
-        <w:pBdr>
-          <w:top w:val="nil"/>
-          <w:left w:val="nil"/>
-          <w:bottom w:val="nil"/>
-          <w:right w:val="nil"/>
-          <w:between w:val="nil"/>
-        </w:pBdr>
-        <w:jc w:val="center"/>
-        <w:rPr>
-          <w:b/>
-          <w:bCs/>
-        </w:rPr>
-      </w:pPr>
-    </w:p>
-    <w:p>
-      <w:pPr>
-        <w:pBdr>
-          <w:top w:val="nil"/>
-          <w:left w:val="nil"/>
-          <w:bottom w:val="nil"/>
-          <w:right w:val="nil"/>
-          <w:between w:val="nil"/>
-        </w:pBdr>
-        <w:jc w:val="center"/>
-        <w:rPr>
-          <w:b/>
-          <w:bCs/>
-        </w:rPr>
-      </w:pPr>
-    </w:p>
-    <w:p>
-      <w:pPr>
-        <w:pBdr>
-          <w:top w:val="nil"/>
-          <w:left w:val="nil"/>
-          <w:bottom w:val="nil"/>
-          <w:right w:val="nil"/>
-          <w:between w:val="nil"/>
-        </w:pBdr>
-        <w:jc w:val="center"/>
-        <w:rPr>
-          <w:b/>
-          <w:bCs/>
-        </w:rPr>
-      </w:pPr>
-    </w:p>
-    <w:p>
-      <w:pPr>
-        <w:pBdr>
-          <w:top w:val="nil"/>
-          <w:left w:val="nil"/>
-          <w:bottom w:val="nil"/>
-          <w:right w:val="nil"/>
-          <w:between w:val="nil"/>
-        </w:pBdr>
-        <w:jc w:val="center"/>
-        <w:rPr>
-          <w:b/>
-          <w:bCs/>
-        </w:rPr>
-      </w:pPr>
-    </w:p>
-    <w:p>
-      <w:pPr>
-        <w:pBdr>
-          <w:top w:val="nil"/>
-          <w:left w:val="nil"/>
-          <w:bottom w:val="nil"/>
-          <w:right w:val="nil"/>
-          <w:between w:val="nil"/>
-        </w:pBdr>
-        <w:jc w:val="center"/>
-        <w:rPr>
-          <w:b/>
-          <w:bCs/>
-        </w:rPr>
-      </w:pPr>
-    </w:p>
-    <w:p>
-      <w:pPr>
-        <w:pBdr>
-          <w:top w:val="nil"/>
-          <w:left w:val="nil"/>
-          <w:bottom w:val="nil"/>
-          <w:right w:val="nil"/>
-          <w:between w:val="nil"/>
-        </w:pBdr>
-        <w:jc w:val="center"/>
-        <w:rPr>
-          <w:b/>
-          <w:bCs/>
-        </w:rPr>
-      </w:pPr>
-    </w:p>
-    <w:p>
-      <w:pPr>
-        <w:pBdr>
-          <w:top w:val="nil"/>
-          <w:left w:val="nil"/>
-          <w:bottom w:val="nil"/>
-          <w:right w:val="nil"/>
-          <w:between w:val="nil"/>
-        </w:pBdr>
-        <w:jc w:val="center"/>
-        <w:rPr>
-          <w:b/>
-          <w:bCs/>
-        </w:rPr>
-      </w:pPr>
-    </w:p>
-    <w:p>
-      <w:pPr>
-        <w:pBdr>
-          <w:top w:val="nil"/>
-          <w:left w:val="nil"/>
-          <w:bottom w:val="nil"/>
-          <w:right w:val="nil"/>
-          <w:between w:val="nil"/>
-        </w:pBdr>
-        <w:rPr>
-          <w:b/>
-          <w:bCs/>
-        </w:rPr>
-      </w:pPr>
-    </w:p>
-    <w:p>
-      <w:pPr>
-        <w:pBdr>
-          <w:top w:val="nil"/>
-          <w:left w:val="nil"/>
-          <w:bottom w:val="nil"/>
-          <w:right w:val="nil"/>
-          <w:between w:val="nil"/>
-        </w:pBdr>
-        <w:spacing w:before="240" w:after="40" w:line="216" w:lineRule="auto"/>
-        <w:rPr>
-          <w:b/>
-          <w:bCs/>
-          <w:color w:val="404040"/>
-          <w:sz w:val="24"/>
-          <w:szCs w:val="24"/>
-        </w:rPr>
-      </w:pPr>
-      <w:r>
-        <w:rPr>
-          <w:b/>
-          <w:bCs/>
-          <w:color w:val="404040"/>
-          <w:sz w:val="24"/>
-          <w:szCs w:val="24"/>
-        </w:rPr>
+        <w:rPr>
+          <w:b/>
+          <w:bCs/>
+        </w:rPr>
+      </w:pPr>
+      <w:r>
+        <w:rPr>
+          <w:b/>
+          <w:bCs/>
+        </w:rPr>
+        <w:br w:type="page"/>
+      </w:r>
+    </w:p>
+    <w:p>
+      <w:pPr>
+        <w:pBdr>
+          <w:top w:val="nil"/>
+          <w:left w:val="nil"/>
+          <w:bottom w:val="nil"/>
+          <w:right w:val="nil"/>
+          <w:between w:val="nil"/>
+        </w:pBdr>
+        <w:spacing w:before="240" w:after="40" w:line="216" w:lineRule="auto"/>
+        <w:rPr>
+          <w:b/>
+          <w:bCs/>
+          <w:color w:val="404040"/>
+          <w:sz w:val="24"/>
+          <w:szCs w:val="24"/>
+        </w:rPr>
+      </w:pPr>
+      <w:r>
+        <w:rPr>
+          <w:b/>
+          <w:bCs/>
+          <w:color w:val="404040"/>
+          <w:sz w:val="24"/>
+          <w:szCs w:val="24"/>
+        </w:rPr>
+        <w:lastRenderedPageBreak/>
         <w:t>Short summary of applied tools and link to project 1 video</w:t>
       </w:r>
     </w:p>
     <w:p>
-      <w:pPr>
-        <w:pBdr>
-          <w:top w:val="nil"/>
-          <w:left w:val="nil"/>
-          <w:bottom w:val="nil"/>
-          <w:right w:val="nil"/>
-          <w:between w:val="nil"/>
-        </w:pBdr>
-        <w:spacing w:before="240" w:after="40" w:line="216" w:lineRule="auto"/>
-        <w:rPr>
-          <w:color w:val="404040"/>
-          <w:sz w:val="24"/>
-          <w:szCs w:val="24"/>
-        </w:rPr>
-      </w:pPr>
-    </w:p>
-    <w:p>
-      <w:pPr>
-        <w:pBdr>
-          <w:top w:val="nil"/>
-          <w:left w:val="nil"/>
-          <w:bottom w:val="nil"/>
-          <w:right w:val="nil"/>
-          <w:between w:val="nil"/>
-        </w:pBdr>
-        <w:spacing w:before="240" w:after="40" w:line="216" w:lineRule="auto"/>
-        <w:rPr>
-          <w:color w:val="404040"/>
-          <w:sz w:val="24"/>
-          <w:szCs w:val="24"/>
-        </w:rPr>
-      </w:pPr>
-      <w:r>
-        <w:rPr>
-          <w:color w:val="404040"/>
-          <w:sz w:val="24"/>
-          <w:szCs w:val="24"/>
-        </w:rPr>
-        <w:t xml:space="preserve">To this page please add a short summary of the tools you used to create </w:t>
+      <w:r>
+        <w:t>Summary of the tools being used</w:t>
+      </w:r>
+    </w:p>
+    <w:p/>
+    <w:p>
+      <w:r>
+        <w:t xml:space="preserve">Game </w:t>
+      </w:r>
+      <w:r>
+        <w:rPr>
+          <w:rFonts w:hint="eastAsia"/>
+        </w:rPr>
+        <w:t>S</w:t>
+      </w:r>
+      <w:r>
+        <w:t>ource</w:t>
+      </w:r>
+      <w:r>
+        <w:rPr>
+          <w:rFonts w:hint="eastAsia"/>
+        </w:rPr>
+        <w:t xml:space="preserve"> C</w:t>
+      </w:r>
+      <w:r>
+        <w:t>ode</w:t>
+      </w:r>
+    </w:p>
+    <w:p/>
+    <w:p>
+      <w:r>
+        <w:rPr>
+          <w:rFonts w:hint="eastAsia"/>
+        </w:rPr>
+        <w:t>The Graphics</w:t>
+      </w:r>
+    </w:p>
+    <w:p/>
+    <w:p>
+      <w:r>
+        <w:rPr>
+          <w:rFonts w:hint="eastAsia"/>
+        </w:rPr>
+        <w:t xml:space="preserve">The SFX and </w:t>
+      </w:r>
+      <w:proofErr w:type="spellStart"/>
+      <w:r>
+        <w:rPr>
+          <w:rFonts w:hint="eastAsia"/>
+        </w:rPr>
+        <w:t>Musics</w:t>
+      </w:r>
+      <w:proofErr w:type="spellEnd"/>
+    </w:p>
+    <w:p/>
+    <w:p>
+      <w:pPr>
+        <w:rPr>
+          <w:rFonts w:hint="eastAsia"/>
+        </w:rPr>
+      </w:pPr>
+      <w:r>
+        <w:rPr>
+          <w:rFonts w:hint="eastAsia"/>
+        </w:rPr>
+        <w:t>Others</w:t>
+      </w:r>
+    </w:p>
+    <w:p>
+      <w:pPr>
+        <w:rPr>
+          <w:rFonts w:hint="eastAsia"/>
+        </w:rPr>
+      </w:pPr>
+    </w:p>
+    <w:p>
+      <w:pPr>
+        <w:pBdr>
+          <w:top w:val="nil"/>
+          <w:left w:val="nil"/>
+          <w:bottom w:val="nil"/>
+          <w:right w:val="nil"/>
+          <w:between w:val="nil"/>
+        </w:pBdr>
+        <w:spacing w:before="240" w:after="40" w:line="216" w:lineRule="auto"/>
+        <w:rPr>
+          <w:color w:val="404040"/>
+          <w:sz w:val="24"/>
+          <w:szCs w:val="24"/>
+        </w:rPr>
+      </w:pPr>
+      <w:r>
+        <w:rPr>
+          <w:color w:val="404040"/>
+          <w:sz w:val="24"/>
+          <w:szCs w:val="24"/>
+        </w:rPr>
+        <w:t xml:space="preserve">To this </w:t>
+      </w:r>
+      <w:proofErr w:type="gramStart"/>
+      <w:r>
+        <w:rPr>
+          <w:color w:val="404040"/>
+          <w:sz w:val="24"/>
+          <w:szCs w:val="24"/>
+        </w:rPr>
+        <w:t>page</w:t>
+      </w:r>
+      <w:proofErr w:type="gramEnd"/>
+      <w:r>
+        <w:rPr>
+          <w:color w:val="404040"/>
+          <w:sz w:val="24"/>
+          <w:szCs w:val="24"/>
+        </w:rPr>
+        <w:t xml:space="preserve"> please add a short summary of the tools you used to create </w:t>
       </w:r>
     </w:p>
     <w:p>
@@ -1074,7 +736,29 @@
           <w:sz w:val="24"/>
           <w:szCs w:val="24"/>
         </w:rPr>
-        <w:t xml:space="preserve">Consider the developed game from the viewpoint that you are actually making something which will be published at the end. </w:t>
+        <w:t xml:space="preserve">Consider the developed game from the viewpoint that you are </w:t>
+      </w:r>
+      <w:proofErr w:type="gramStart"/>
+      <w:r>
+        <w:rPr>
+          <w:b/>
+          <w:bCs/>
+          <w:color w:val="404040"/>
+          <w:sz w:val="24"/>
+          <w:szCs w:val="24"/>
+        </w:rPr>
+        <w:t>actually making</w:t>
+      </w:r>
+      <w:proofErr w:type="gramEnd"/>
+      <w:r>
+        <w:rPr>
+          <w:b/>
+          <w:bCs/>
+          <w:color w:val="404040"/>
+          <w:sz w:val="24"/>
+          <w:szCs w:val="24"/>
+        </w:rPr>
+        <w:t xml:space="preserve"> something which will be published at the end. </w:t>
       </w:r>
     </w:p>
     <w:p>
@@ -1239,7 +923,29 @@
           <w:sz w:val="24"/>
           <w:szCs w:val="24"/>
         </w:rPr>
-        <w:t>What technological demands or requirements do you have? What technical aspects have to be solved for your idea to work?</w:t>
+        <w:t xml:space="preserve">What technological demands or requirements do you have? What technical aspects </w:t>
+      </w:r>
+      <w:proofErr w:type="gramStart"/>
+      <w:r>
+        <w:rPr>
+          <w:b/>
+          <w:bCs/>
+          <w:color w:val="404040"/>
+          <w:sz w:val="24"/>
+          <w:szCs w:val="24"/>
+        </w:rPr>
+        <w:t>have to</w:t>
+      </w:r>
+      <w:proofErr w:type="gramEnd"/>
+      <w:r>
+        <w:rPr>
+          <w:b/>
+          <w:bCs/>
+          <w:color w:val="404040"/>
+          <w:sz w:val="24"/>
+          <w:szCs w:val="24"/>
+        </w:rPr>
+        <w:t xml:space="preserve"> be solved for your idea to work?</w:t>
       </w:r>
     </w:p>
     <w:p>
@@ -2223,106 +1929,28 @@
       </w:pPr>
       <w:r>
         <w:rPr>
-          <w:b/>
-          <w:bCs/>
-          <w:i/>
-          <w:iCs/>
-          <w:color w:val="404040"/>
-          <w:sz w:val="24"/>
-          <w:szCs w:val="24"/>
-        </w:rPr>
-        <w:t>9. Business definitions*</w:t>
-      </w:r>
-    </w:p>
-    <w:p>
-      <w:pPr>
-        <w:pBdr>
-          <w:top w:val="nil"/>
-          <w:left w:val="nil"/>
-          <w:bottom w:val="nil"/>
-          <w:right w:val="nil"/>
-          <w:between w:val="nil"/>
-        </w:pBdr>
-        <w:spacing w:before="240" w:after="40" w:line="216" w:lineRule="auto"/>
-        <w:rPr>
-          <w:i/>
-          <w:iCs/>
-          <w:color w:val="404040"/>
-          <w:sz w:val="24"/>
-          <w:szCs w:val="24"/>
-        </w:rPr>
-      </w:pPr>
-      <w:r>
-        <w:rPr>
-          <w:i/>
-          <w:iCs/>
-          <w:color w:val="404040"/>
-          <w:sz w:val="24"/>
-          <w:szCs w:val="24"/>
-        </w:rPr>
-        <w:t xml:space="preserve">  9.1 In-app purchases</w:t>
-      </w:r>
-    </w:p>
-    <w:p>
-      <w:pPr>
-        <w:pBdr>
-          <w:top w:val="nil"/>
-          <w:left w:val="nil"/>
-          <w:bottom w:val="nil"/>
-          <w:right w:val="nil"/>
-          <w:between w:val="nil"/>
-        </w:pBdr>
-        <w:spacing w:before="240" w:after="40" w:line="216" w:lineRule="auto"/>
-        <w:rPr>
-          <w:i/>
-          <w:iCs/>
-          <w:color w:val="404040"/>
-          <w:sz w:val="24"/>
-          <w:szCs w:val="24"/>
-        </w:rPr>
-      </w:pPr>
-      <w:r>
-        <w:rPr>
-          <w:i/>
-          <w:iCs/>
-          <w:color w:val="404040"/>
-          <w:sz w:val="24"/>
-          <w:szCs w:val="24"/>
-        </w:rPr>
-        <w:t xml:space="preserve">  9.2 DLC packs</w:t>
-      </w:r>
-    </w:p>
-    <w:p>
-      <w:pPr>
-        <w:pBdr>
-          <w:top w:val="nil"/>
-          <w:left w:val="nil"/>
-          <w:bottom w:val="nil"/>
-          <w:right w:val="nil"/>
-          <w:between w:val="nil"/>
-        </w:pBdr>
-        <w:spacing w:before="240" w:after="40" w:line="216" w:lineRule="auto"/>
-        <w:rPr>
-          <w:b/>
-          <w:bCs/>
-          <w:i/>
-          <w:iCs/>
-          <w:color w:val="404040"/>
-          <w:sz w:val="24"/>
-          <w:szCs w:val="24"/>
-        </w:rPr>
-      </w:pPr>
-      <w:r>
-        <w:rPr>
-          <w:b/>
-          <w:bCs/>
-          <w:i/>
-          <w:iCs/>
-          <w:color w:val="404040"/>
-          <w:sz w:val="24"/>
-          <w:szCs w:val="24"/>
-        </w:rPr>
-        <w:t>10. Outsourced/Bought Assets</w:t>
+          <w:rFonts w:hint="eastAsia"/>
+          <w:b/>
+          <w:bCs/>
+          <w:i/>
+          <w:iCs/>
+          <w:color w:val="404040"/>
+          <w:sz w:val="24"/>
+          <w:szCs w:val="24"/>
+        </w:rPr>
+        <w:t>9</w:t>
+      </w:r>
+      <w:r>
+        <w:rPr>
+          <w:b/>
+          <w:bCs/>
+          <w:i/>
+          <w:iCs/>
+          <w:color w:val="404040"/>
+          <w:sz w:val="24"/>
+          <w:szCs w:val="24"/>
+        </w:rPr>
+        <w:t>. Outsourced/Bought Assets</w:t>
       </w:r>
     </w:p>
     <w:p>
@@ -3064,6 +2692,7 @@
   <w:style w:type="character" w:default="1" w:styleId="DefaultParagraphFont">
     <w:name w:val="Default Paragraph Font"/>
     <w:uiPriority w:val="1"/>
+    <w:semiHidden/>
     <w:unhideWhenUsed/>
   </w:style>
   <w:style w:type="table" w:default="1" w:styleId="TableNormal">
